--- a/docs/downloads/james-butler-stoney/doc_0250.docx
+++ b/docs/downloads/james-butler-stoney/doc_0250.docx
@@ -1,6 +1,6 @@
 
 <file path=word/document.xml><?xml version="1.0" encoding="utf-8"?>
-<w:document xmlns:wpc="http://schemas.microsoft.com/office/word/2010/wordprocessingCanvas" xmlns:cx="http://schemas.microsoft.com/office/drawing/2014/chartex" xmlns:cx1="http://schemas.microsoft.com/office/drawing/2015/9/8/chartex" xmlns:cx2="http://schemas.microsoft.com/office/drawing/2015/10/21/chartex" xmlns:cx3="http://schemas.microsoft.com/office/drawing/2016/5/9/chartex" xmlns:cx4="http://schemas.microsoft.com/office/drawing/2016/5/10/chartex" xmlns:cx5="http://schemas.microsoft.com/office/drawing/2016/5/11/chartex" xmlns:cx6="http://schemas.microsoft.com/office/drawing/2016/5/12/chartex" xmlns:cx7="http://schemas.microsoft.com/office/drawing/2016/5/13/chartex" xmlns:cx8="http://schemas.microsoft.com/office/drawing/2016/5/14/chartex" xmlns:mc="http://schemas.openxmlformats.org/markup-compatibility/2006" xmlns:aink="http://schemas.microsoft.com/office/drawing/2016/ink" xmlns:am3d="http://schemas.microsoft.com/office/drawing/2017/model3d" xmlns:o="urn:schemas-microsoft-com:office:office" xmlns:oel="http://schemas.microsoft.com/office/2019/extlst" xmlns:r="http://schemas.openxmlformats.org/officeDocument/2006/relationships" xmlns:m="http://schemas.openxmlformats.org/officeDocument/2006/math" xmlns:v="urn:schemas-microsoft-com:vml" xmlns:wp14="http://schemas.microsoft.com/office/word/2010/wordprocessingDrawing" xmlns:wp="http://schemas.openxmlformats.org/drawingml/2006/wordprocessingDrawing" xmlns:w10="urn:schemas-microsoft-com:office:word" xmlns:w="http://schemas.openxmlformats.org/wordprocessingml/2006/main" xmlns:w14="http://schemas.microsoft.com/office/word/2010/wordml" xmlns:w15="http://schemas.microsoft.com/office/word/2012/wordml" xmlns:w16cex="http://schemas.microsoft.com/office/word/2018/wordml/cex" xmlns:w16cid="http://schemas.microsoft.com/office/word/2016/wordml/cid" xmlns:w16="http://schemas.microsoft.com/office/word/2018/wordml" xmlns:w16sdtdh="http://schemas.microsoft.com/office/word/2020/wordml/sdtdatahash" xmlns:w16se="http://schemas.microsoft.com/office/word/2015/wordml/symex" xmlns:wpg="http://schemas.microsoft.com/office/word/2010/wordprocessingGroup" xmlns:wpi="http://schemas.microsoft.com/office/word/2010/wordprocessingInk" xmlns:wne="http://schemas.microsoft.com/office/word/2006/wordml" xmlns:wps="http://schemas.microsoft.com/office/word/2010/wordprocessingShape" mc:Ignorable="w14 w15 w16se w16cid w16 w16cex w16sdtdh wp14">
+<w:document xmlns:wpc="http://schemas.microsoft.com/office/word/2010/wordprocessingCanvas" xmlns:cx="http://schemas.microsoft.com/office/drawing/2014/chartex" xmlns:cx1="http://schemas.microsoft.com/office/drawing/2015/9/8/chartex" xmlns:cx2="http://schemas.microsoft.com/office/drawing/2015/10/21/chartex" xmlns:cx3="http://schemas.microsoft.com/office/drawing/2016/5/9/chartex" xmlns:cx4="http://schemas.microsoft.com/office/drawing/2016/5/10/chartex" xmlns:cx5="http://schemas.microsoft.com/office/drawing/2016/5/11/chartex" xmlns:cx6="http://schemas.microsoft.com/office/drawing/2016/5/12/chartex" xmlns:cx7="http://schemas.microsoft.com/office/drawing/2016/5/13/chartex" xmlns:cx8="http://schemas.microsoft.com/office/drawing/2016/5/14/chartex" xmlns:mc="http://schemas.openxmlformats.org/markup-compatibility/2006" xmlns:aink="http://schemas.microsoft.com/office/drawing/2016/ink" xmlns:am3d="http://schemas.microsoft.com/office/drawing/2017/model3d" xmlns:o="urn:schemas-microsoft-com:office:office" xmlns:oel="http://schemas.microsoft.com/office/2019/extlst" xmlns:r="http://schemas.openxmlformats.org/officeDocument/2006/relationships" xmlns:m="http://schemas.openxmlformats.org/officeDocument/2006/math" xmlns:v="urn:schemas-microsoft-com:vml" xmlns:wp14="http://schemas.microsoft.com/office/word/2010/wordprocessingDrawing" xmlns:wp="http://schemas.openxmlformats.org/drawingml/2006/wordprocessingDrawing" xmlns:w10="urn:schemas-microsoft-com:office:word" xmlns:w="http://schemas.openxmlformats.org/wordprocessingml/2006/main" xmlns:w14="http://schemas.microsoft.com/office/word/2010/wordml" xmlns:w15="http://schemas.microsoft.com/office/word/2012/wordml" xmlns:w16cex="http://schemas.microsoft.com/office/word/2018/wordml/cex" xmlns:w16cid="http://schemas.microsoft.com/office/word/2016/wordml/cid" xmlns:w16="http://schemas.microsoft.com/office/word/2018/wordml" xmlns:w16du="http://schemas.microsoft.com/office/word/2023/wordml/word16du" xmlns:w16sdtdh="http://schemas.microsoft.com/office/word/2020/wordml/sdtdatahash" xmlns:w16se="http://schemas.microsoft.com/office/word/2015/wordml/symex" xmlns:wpg="http://schemas.microsoft.com/office/word/2010/wordprocessingGroup" xmlns:wpi="http://schemas.microsoft.com/office/word/2010/wordprocessingInk" xmlns:wne="http://schemas.microsoft.com/office/word/2006/wordml" xmlns:wps="http://schemas.microsoft.com/office/word/2010/wordprocessingShape" mc:Ignorable="w14 w15 w16se w16cid w16 w16cex w16sdtdh w16du wp14">
   <w:body>
     <w:p>
       <w:pPr>
@@ -9,22 +9,30 @@
           <w:lang w:bidi="ar-SA"/>
         </w:rPr>
       </w:pPr>
-      <w:hyperlink r:id="rId4" w:history="1">
-        <w:r>
-          <w:rPr>
-            <w:rStyle w:val="Hyperlink"/>
-            <w:rtl/>
-            <w:lang w:bidi="ar-SA"/>
-          </w:rPr>
-          <w:t>أن أكون مسيحي</w:t>
-        </w:r>
-      </w:hyperlink>
-      <w:r>
-        <w:rPr>
-          <w:rtl/>
-          <w:lang w:bidi="ar-SA"/>
-        </w:rPr>
-        <w:t>ًا</w:t>
+      <w:r>
+        <w:fldChar w:fldCharType="begin"/>
+      </w:r>
+      <w:r>
+        <w:instrText>HYPERLINK "https://www.soundwords.de/das-evangelium-ohne-die-gemeinde-a10361.html?search_q=James%20Butler%20Stoney&amp;search_NaviResultNo=15&amp;search_NaviArticleId=10361&amp;Languages=de&amp;MediaTypes=1%2C2%2C3"</w:instrText>
+      </w:r>
+      <w:r>
+        <w:fldChar w:fldCharType="separate"/>
+      </w:r>
+      <w:r>
+        <w:rPr>
+          <w:rStyle w:val="Hyperlink"/>
+          <w:rFonts w:hint="cs"/>
+          <w:rtl/>
+          <w:lang w:bidi="ar-SA"/>
+        </w:rPr>
+        <w:t>الإنجيل من دون الكنيسة (الاجتماع)</w:t>
+      </w:r>
+      <w:r>
+        <w:rPr>
+          <w:rStyle w:val="Hyperlink"/>
+          <w:lang w:bidi="ar-SA"/>
+        </w:rPr>
+        <w:fldChar w:fldCharType="end"/>
       </w:r>
     </w:p>
     <w:p>
@@ -36,10 +44,11 @@
       </w:pPr>
       <w:r>
         <w:rPr>
-          <w:rtl/>
-          <w:lang w:bidi="ar-SA"/>
-        </w:rPr>
-        <w:t>كولوسي 3: 2؛ غلاطية 2: 20</w:t>
+          <w:rFonts w:hint="cs"/>
+          <w:rtl/>
+          <w:lang w:bidi="ar-SA"/>
+        </w:rPr>
+        <w:t>كيف نكون أمناء في مأموريتنا</w:t>
       </w:r>
     </w:p>
     <w:p>
@@ -65,25 +74,11 @@
       </w:pPr>
       <w:r>
         <w:rPr>
-          <w:rtl/>
-          <w:lang w:bidi="ar-SA"/>
-        </w:rPr>
-        <w:t>كولوسي 3: 2 :"</w:t>
-      </w:r>
-      <w:r>
-        <w:rPr>
-          <w:rFonts w:ascii="Arial" w:hAnsi="Arial" w:cs="Arial" w:hint="cs"/>
-          <w:rtl/>
-          <w:lang w:bidi="ar-SA"/>
-        </w:rPr>
-        <w:t>​</w:t>
-      </w:r>
-      <w:r>
-        <w:rPr>
-          <w:rtl/>
-          <w:lang w:bidi="ar-SA"/>
-        </w:rPr>
-        <w:t>اهْتَمُّوا بِمَا فَوْقُ لاَ بِمَا عَلَى الأَرْضِ،"</w:t>
+          <w:rFonts w:hint="cs"/>
+          <w:rtl/>
+          <w:lang w:bidi="ar-SA"/>
+        </w:rPr>
+        <w:t>ولا مرة حصل أن كانت هناك بداية ولم يكن لها أي صلة بهدف؛ لهذا فلا بد وأن يعكس الهدف طابع بدايته. صحيح بأن المرء يستطيع أن يغيّر خططه من بعد ذلك؛ ولكن عندها لن يكون هدفه الذي وضعه أمامه متفق مع البداية. لا شيء أوضح من كون وجود هدف عند كل بداية وبأن تكون مطابقة مع الهدف المحدد، حتى وإن كان بعيد المدى. قد يكون الهدف غامض جدًا، ومع ذلك يكون العمل قد ابتُدئ أو شُرع في تنفيذه بارتباطه بالهدف.</w:t>
       </w:r>
     </w:p>
     <w:p>
@@ -95,10 +90,19 @@
       </w:pPr>
       <w:r>
         <w:rPr>
-          <w:rtl/>
-          <w:lang w:bidi="ar-SA"/>
-        </w:rPr>
-        <w:t>غلاطية 2: 20 :"مَعَ الْمَسِيحِ صُلِبْتُ، فَأَحْيَا لاَ أَنَا، بَلِ الْمَسِيحُ يَحْيَا فِيَّ."</w:t>
+          <w:rFonts w:hint="cs"/>
+          <w:rtl/>
+          <w:lang w:bidi="ar-SA"/>
+        </w:rPr>
+        <w:t xml:space="preserve">خادم الرب يحصل على مأمورية منه، بأن يفعل شيئًا ما؛ ومن الممكن أنه لا يستطيع أن يستوعب كامل نتيجة عمله؛ ولكن لكي يكون أمينًا فيما يتعلق بالنتيجة، لا بد وأن يكون أمينًا في مأموريته. </w:t>
+      </w:r>
+      <w:r>
+        <w:rPr>
+          <w:rFonts w:hint="cs"/>
+          <w:rtl/>
+          <w:lang w:bidi="ar-SA"/>
+        </w:rPr>
+        <w:t>إن كان لا يعرف ما يجب أن يفعله فسيعيب في كل خدمته.</w:t>
       </w:r>
     </w:p>
     <w:p>
@@ -110,10 +114,29 @@
       </w:pPr>
       <w:r>
         <w:rPr>
-          <w:rtl/>
-          <w:lang w:bidi="ar-SA"/>
-        </w:rPr>
-        <w:t xml:space="preserve">من المعروف بأنه في المسيحية كل مَن يحمل اعترافه بالمسيحية يُسمى مسيحي. </w:t>
+          <w:rFonts w:hint="cs"/>
+          <w:rtl/>
+          <w:lang w:bidi="ar-SA"/>
+        </w:rPr>
+        <w:t xml:space="preserve">كل خادم حقيقي يكون مدعوًا من الرب </w:t>
+      </w:r>
+      <w:proofErr w:type="spellStart"/>
+      <w:r>
+        <w:rPr>
+          <w:rFonts w:hint="cs"/>
+          <w:rtl/>
+          <w:lang w:bidi="ar-SA"/>
+        </w:rPr>
+        <w:t>ومتحليًا</w:t>
+      </w:r>
+      <w:proofErr w:type="spellEnd"/>
+      <w:r>
+        <w:rPr>
+          <w:rFonts w:hint="cs"/>
+          <w:rtl/>
+          <w:lang w:bidi="ar-SA"/>
+        </w:rPr>
+        <w:t xml:space="preserve"> بمواهب. الهبة هي خدمة خاصة، وإن انتظر كل خادم الربَ، فسيحصل على إرشادات منه من كلمته لكي يُرضي الذي دعاه (جنده).</w:t>
       </w:r>
     </w:p>
     <w:p>
@@ -125,10 +148,19 @@
       </w:pPr>
       <w:r>
         <w:rPr>
-          <w:rtl/>
-          <w:lang w:bidi="ar-SA"/>
-        </w:rPr>
-        <w:t>إن ولادة الإنسان ثانية بالماء والروح</w:t>
+          <w:rFonts w:hint="cs"/>
+          <w:rtl/>
+          <w:lang w:bidi="ar-SA"/>
+        </w:rPr>
+        <w:t xml:space="preserve">لا أحد يكون مبشرًا إلا إن كان الرب قد أعدّه لهذه الخدمة. وهذه أول نقطة، ولا أحد متعلّم في كلمة الله سينكر ذلك. من ثم هي المأمورية التي يستلمها المبشر من الرب. هذا هو السبب الناجم من كل النقص والضعف اليوم في الكرازة بالإنجيل. فكل خادم سيكون فعلاً نافعًا وفعالاً فقط إن كان الموصل لأفكار سيده. </w:t>
+      </w:r>
+      <w:r>
+        <w:rPr>
+          <w:rFonts w:hint="cs"/>
+          <w:rtl/>
+          <w:lang w:bidi="ar-SA"/>
+        </w:rPr>
+        <w:t>في كل مرة يفشل فيها بأن يقدّم أفكار الرب بصورة صحيحة، يفشل في مأموريته، مهما كانت قوته كبيرة ككارز. "</w:t>
       </w:r>
       <w:r>
         <w:rPr>
@@ -141,7 +173,94 @@
           <w:rtl/>
           <w:lang w:bidi="ar-SA"/>
         </w:rPr>
-        <w:t>يُشهَد لها بميزتين:</w:t>
+        <w:t>لِكَيْ يُرْضِيَ مَنْ جَنَّدَهُ</w:t>
+      </w:r>
+      <w:r>
+        <w:rPr>
+          <w:rFonts w:hint="cs"/>
+          <w:rtl/>
+          <w:lang w:bidi="ar-SA"/>
+        </w:rPr>
+        <w:t xml:space="preserve">" (2. تيموثاوس 2: 4) </w:t>
+      </w:r>
+      <w:r>
+        <w:rPr>
+          <w:rtl/>
+          <w:lang w:bidi="ar-SA"/>
+        </w:rPr>
+        <w:t>–</w:t>
+      </w:r>
+      <w:r>
+        <w:rPr>
+          <w:rFonts w:hint="cs"/>
+          <w:rtl/>
+          <w:lang w:bidi="ar-SA"/>
+        </w:rPr>
+        <w:t xml:space="preserve"> هذه هي أول وأهم صفة في الخادم. قدرته</w:t>
+      </w:r>
+      <w:r>
+        <w:rPr>
+          <w:rFonts w:hint="cs"/>
+          <w:rtl/>
+          <w:lang w:bidi="ar-SA"/>
+        </w:rPr>
+        <w:t xml:space="preserve"> أو كفاءته</w:t>
+      </w:r>
+      <w:r>
+        <w:rPr>
+          <w:rFonts w:hint="cs"/>
+          <w:rtl/>
+          <w:lang w:bidi="ar-SA"/>
+        </w:rPr>
+        <w:t xml:space="preserve"> لا تكفي. ولكي أبسّط الأمر: </w:t>
+      </w:r>
+      <w:r>
+        <w:rPr>
+          <w:rFonts w:hint="cs"/>
+          <w:rtl/>
+          <w:lang w:bidi="ar-SA"/>
+        </w:rPr>
+        <w:t xml:space="preserve">من الممكن </w:t>
+      </w:r>
+      <w:r>
+        <w:rPr>
+          <w:rFonts w:hint="cs"/>
+          <w:rtl/>
+          <w:lang w:bidi="ar-SA"/>
+        </w:rPr>
+        <w:t xml:space="preserve">أن </w:t>
+      </w:r>
+      <w:r>
+        <w:rPr>
+          <w:rFonts w:hint="cs"/>
+          <w:rtl/>
+          <w:lang w:bidi="ar-SA"/>
+        </w:rPr>
+        <w:t xml:space="preserve">تكون للخادم كل القدرات ومع ذلك فهو لا يفي الخدمة لأنه لا </w:t>
+      </w:r>
+      <w:r>
+        <w:rPr>
+          <w:rFonts w:hint="cs"/>
+          <w:rtl/>
+          <w:lang w:bidi="ar-SA"/>
+        </w:rPr>
+        <w:t>يلاحظ</w:t>
+      </w:r>
+      <w:r>
+        <w:rPr>
+          <w:rFonts w:hint="cs"/>
+          <w:rtl/>
+          <w:lang w:bidi="ar-SA"/>
+        </w:rPr>
+        <w:t xml:space="preserve"> ما يطلبه سيده. إن </w:t>
+      </w:r>
+      <w:r>
+        <w:rPr>
+          <w:rFonts w:hint="cs"/>
+          <w:rtl/>
+          <w:lang w:bidi="ar-SA"/>
+        </w:rPr>
+        <w:t>أكثر المبشرين الموهوبين مهما كانت قدرته، سيفشل في خدمته إن لم يكن يعرف ما الذي يريد أن يؤثّر به الرب من خلال كرازته. لذا فمن المهم بأن يتعلم من الرب ما الذي يريد أن يفعله.</w:t>
       </w:r>
     </w:p>
     <w:p>
@@ -153,10 +272,70 @@
       </w:pPr>
       <w:r>
         <w:rPr>
-          <w:rtl/>
-          <w:lang w:bidi="ar-SA"/>
-        </w:rPr>
-        <w:t>1. أولاً بالإيمان بعمل الفداء على الصليب و</w:t>
+          <w:rFonts w:hint="cs"/>
+          <w:rtl/>
+          <w:lang w:bidi="ar-SA"/>
+        </w:rPr>
+        <w:t>عند كرازتنا بالإنجيل لا بد لنا في مأموريتنا أن نستمد النور من الكتب المقدسة،</w:t>
+      </w:r>
+      <w:r>
+        <w:rPr>
+          <w:rtl/>
+        </w:rPr>
+        <w:t xml:space="preserve"> </w:t>
+      </w:r>
+      <w:r>
+        <w:rPr>
+          <w:rtl/>
+          <w:lang w:bidi="ar-SA"/>
+        </w:rPr>
+        <w:t>إما من الكتب المقدسة قبل صعود الرب أو بعده.</w:t>
+      </w:r>
+      <w:r>
+        <w:rPr>
+          <w:rFonts w:hint="cs"/>
+          <w:rtl/>
+          <w:lang w:bidi="ar-SA"/>
+        </w:rPr>
+        <w:t xml:space="preserve"> قبل صعود الرب حصل هناك خلاص للنفس، ولكن لم تكن هنالك كنيسة بعد، والمبشر </w:t>
+      </w:r>
+      <w:r>
+        <w:rPr>
+          <w:rtl/>
+          <w:lang w:bidi="ar-SA"/>
+        </w:rPr>
+        <w:t xml:space="preserve">الآن </w:t>
+      </w:r>
+      <w:r>
+        <w:rPr>
+          <w:rFonts w:hint="cs"/>
+          <w:rtl/>
+          <w:lang w:bidi="ar-SA"/>
+        </w:rPr>
+        <w:t>الذي فقط ينقاد بقدر النور الذي كان ما قبل صعود الرب إلى السماء، لا يوفي مأموريته. مهما كان موهوبًا، إلا أنه يعرف أفكار الرب فقط في صورة ناقصة ويعمل عمل الرب برخاء</w:t>
+      </w:r>
+      <w:r>
+        <w:rPr>
+          <w:rFonts w:hint="cs"/>
+          <w:rtl/>
+          <w:lang w:bidi="ar-SA"/>
+        </w:rPr>
+        <w:t xml:space="preserve"> </w:t>
+      </w:r>
+      <w:r>
+        <w:rPr>
+          <w:rtl/>
+          <w:lang w:bidi="ar-SA"/>
+        </w:rPr>
+        <w:t>–</w:t>
+      </w:r>
+      <w:r>
+        <w:rPr>
+          <w:rFonts w:hint="cs"/>
+          <w:rtl/>
+          <w:lang w:bidi="ar-SA"/>
+        </w:rPr>
+        <w:t xml:space="preserve"> ربما لا يكون هذا قصده، وأنا أوافق على ذلك -، لكن في أيامنا من المهم جدًا بأن نميّز الطريق الكامل الواحد. فلا يوجد طريقان. بأن هنالك شخص قريب من الطريق الصحيح أو له غيرة وناجح، هو ليس تعويض عن إهماله لمشيئة الله أو عن جهله بما يطلبه الله.</w:t>
       </w:r>
     </w:p>
     <w:p>
@@ -168,32 +347,114 @@
       </w:pPr>
       <w:r>
         <w:rPr>
-          <w:rtl/>
-          <w:lang w:bidi="ar-SA"/>
-        </w:rPr>
-        <w:t>2. ثانيًا بالإيمان بالمسيح الذي قام وتمجّد، الذي حمل دينونة الله الرابضة على الإنسان.</w:t>
+          <w:rFonts w:hint="cs"/>
+          <w:rtl/>
+          <w:lang w:bidi="ar-SA"/>
+        </w:rPr>
+        <w:t xml:space="preserve">إن الهبات أُعطيت من بعد صعود ربنا إلى السماء، ولهذا على المبشر أن يكون له هدف واضح أمامه يتطابق مع أفكار المسيح، إن كان متعلمًا من الرب الذي وهبه الهبة. إما أن يعود المبشر ويتناول النور الذي كان قبل صعود المسيح إلى السماء </w:t>
+      </w:r>
+      <w:r>
+        <w:rPr>
+          <w:rtl/>
+          <w:lang w:bidi="ar-SA"/>
+        </w:rPr>
+        <w:t>–</w:t>
+      </w:r>
+      <w:r>
+        <w:rPr>
+          <w:rFonts w:hint="cs"/>
+          <w:rtl/>
+          <w:lang w:bidi="ar-SA"/>
+        </w:rPr>
+        <w:t xml:space="preserve"> عندها لن يربط موهبته بمصدرها ويكون متخلفًا في الشهادة. او أنه يعلم بأنه مبشر بموهبة من مسيح رُفض على الأرض، وصعد إلى السماء </w:t>
+      </w:r>
+      <w:r>
+        <w:rPr>
+          <w:rtl/>
+          <w:lang w:bidi="ar-SA"/>
+        </w:rPr>
+        <w:t>–</w:t>
+      </w:r>
+      <w:r>
+        <w:rPr>
+          <w:rFonts w:hint="cs"/>
+          <w:rtl/>
+          <w:lang w:bidi="ar-SA"/>
+        </w:rPr>
+        <w:t xml:space="preserve"> وعندها سيجتهد بأن يقود النفوس "</w:t>
+      </w:r>
+      <w:r>
+        <w:rPr>
+          <w:rtl/>
+        </w:rPr>
+        <w:t xml:space="preserve"> </w:t>
+      </w:r>
+      <w:r>
+        <w:rPr>
+          <w:rtl/>
+          <w:lang w:bidi="ar-SA"/>
+        </w:rPr>
+        <w:t>مِنْ ظُلُمَاتٍ إِلَى نُورٍ، وَمِنْ سُلْطَانِ الشَّيْطَانِ إِلَى اللهِ، حَتَّى يَنَالُوا بِالإِيمَانِ بِي</w:t>
+      </w:r>
+      <w:r>
+        <w:rPr>
+          <w:rFonts w:hint="cs"/>
+          <w:rtl/>
+          <w:lang w:bidi="ar-SA"/>
+        </w:rPr>
+        <w:t>" أي بالمسيح الممجد "</w:t>
+      </w:r>
+      <w:r>
+        <w:rPr>
+          <w:rtl/>
+          <w:lang w:bidi="ar-SA"/>
+        </w:rPr>
+        <w:t xml:space="preserve"> غُفْرَانَ الْخَطَايَا وَنَصِيبًا مَعَ الْمُقَدَّسِينَ.</w:t>
+      </w:r>
+      <w:r>
+        <w:rPr>
+          <w:rFonts w:hint="cs"/>
+          <w:rtl/>
+          <w:lang w:bidi="ar-SA"/>
+        </w:rPr>
+        <w:t>" (أعمال الرسل 26: 18).</w:t>
       </w:r>
     </w:p>
     <w:p>
       <w:pPr>
         <w:rPr>
-          <w:rtl/>
           <w:lang w:bidi="ar-SA"/>
         </w:rPr>
       </w:pPr>
       <w:r>
         <w:rPr>
-          <w:rtl/>
-          <w:lang w:bidi="ar-SA"/>
-        </w:rPr>
-        <w:t xml:space="preserve">من ثم بشهادة الروح القدس الذي يضمن للإنسان قَبوله عند الله في المسيح: " اَلرُّوحُ نَفْسُهُ أَيْضًا يَشْهَدُ لأَرْوَاحِنَا أَنَّنَا أَوْلاَدُ اللهِ." (رومية 8: 16). وما يعمله الروح أيضًا هو أنه يوقظ الوعي بأن المسيحي موجود في المسيح، وبالتالي أنه قد أُعتق (تحرر) من الجسد الذي لا يمكنه أن يُرضي الله. كثيرون فعلاً يؤمنون بعمل المسيح ويفرحون إلى حد ما بالخلاص بنعمة الله، لكن هم لا يعلمون بأنهم قد حصلوا على روح الله (رومية 5: 5). </w:t>
-      </w:r>
-      <w:r>
-        <w:rPr>
-          <w:rtl/>
-          <w:lang w:bidi="ar-SA"/>
-        </w:rPr>
-        <w:t>أولئك وإلى أن يدركوا عملَيّ روح الله فيهم، فيهم القليل من القوة فقط. لذا فهم أيضًا (أو وإن بشكل ضعيف) ليس لهم وعي بارتباطهم بشخص يسوع المسيح. أما ذلك الذي يعرف خدمة الروح يمكنه أن يقول بحق: "</w:t>
+          <w:rFonts w:hint="cs"/>
+          <w:rtl/>
+          <w:lang w:bidi="ar-SA"/>
+        </w:rPr>
+        <w:t xml:space="preserve">إن كان خلاص النفوس الهالكة هو الهدف الوحيد أمام عينيه، </w:t>
+      </w:r>
+      <w:r>
+        <w:rPr>
+          <w:rtl/>
+          <w:lang w:bidi="ar-SA"/>
+        </w:rPr>
+        <w:t xml:space="preserve">فإن كل جزء من خدمة </w:t>
+      </w:r>
+      <w:r>
+        <w:rPr>
+          <w:rFonts w:hint="cs"/>
+          <w:rtl/>
+          <w:lang w:bidi="ar-SA"/>
+        </w:rPr>
+        <w:t>المبشر</w:t>
+      </w:r>
+      <w:r>
+        <w:rPr>
+          <w:rtl/>
+          <w:lang w:bidi="ar-SA"/>
+        </w:rPr>
+        <w:t xml:space="preserve"> يعبر</w:t>
       </w:r>
       <w:r>
         <w:rPr>
@@ -206,191 +467,79 @@
           <w:rtl/>
           <w:lang w:bidi="ar-SA"/>
         </w:rPr>
-        <w:t xml:space="preserve">مَعَ الْمَسِيحِ صُلِبْتُ، فَأَحْيَا لاَ أَنَا، بَلِ الْمَسِيحُ يَحْيَا فِيَّ." (غلاطية 2: 20). فقط عند استيعاب وتطبيق هذا الأمر عمليًا في الحياة، سيحصل المسيحي على معرفة واضحة عن المسيح، ابن الله الحي، كما وما هو في طريق الإيمان. هل تعلمت بهذه الصورة بأن المسيح هو حياتك؟ لأنه هكذا فقط ستكون له كل قيمته لقلبك في صورة جديدة ومميزة تمامًا. من طرف واحد هو قد تعظّم بعمله، لكنه سيتعظم إلى ما لا يُقاس أكثر لك الآن بحياة مَن عرّفك </w:t>
-      </w:r>
-      <w:r>
-        <w:rPr>
-          <w:rtl/>
-          <w:lang w:bidi="ar-SA"/>
-        </w:rPr>
-        <w:t>به روح الله.</w:t>
-      </w:r>
-    </w:p>
-    <w:p>
-      <w:pPr>
-        <w:rPr>
-          <w:rtl/>
-          <w:lang w:bidi="ar-SA"/>
-        </w:rPr>
-      </w:pPr>
-      <w:r>
-        <w:rPr>
-          <w:rtl/>
-          <w:lang w:bidi="ar-SA"/>
-        </w:rPr>
-        <w:t>هذه المعرفة تنهض فيك الشعور بأن الذي تُعيد له الفضل، الذي هو كل ما لك، غير موجود على هذه الأرض. بالتالي أنت تتعلم من جديد بأن تنظر إلى هذه الأرض بنور مختلف تمامًا – إن أمور هذه الأرض، مهما كانت جيدة، ستفقد قيمة مكانتها. بولس لم يكتب لأهل كولوسي عبثًا: "اهْتَمُّوا بِمَا فَوْقُ لاَ بِمَا عَلَى الأَرْضِ" (كولوسي 3: 2). إن الرب يسوع مرفوض هنا. أما الله فقد رفّعه عن يمينه. إن قبلته حياةً لك، فستتبعه إلى هناك – حرفيًا في يوم من الأيام واليوم في الروح -، حيثما هو كائن الآ</w:t>
-      </w:r>
-      <w:r>
-        <w:rPr>
-          <w:rtl/>
-          <w:lang w:bidi="ar-SA"/>
-        </w:rPr>
-        <w:t>ن.</w:t>
-      </w:r>
-    </w:p>
-    <w:p>
-      <w:pPr>
-        <w:rPr>
-          <w:rtl/>
-          <w:lang w:bidi="ar-SA"/>
-        </w:rPr>
-      </w:pPr>
-      <w:r>
-        <w:rPr>
-          <w:rtl/>
-          <w:lang w:bidi="ar-SA"/>
-        </w:rPr>
-        <w:t>فما نتعلمه الآن إذًا هو أن الإنسان وجد نهايته في الصليب، وبالتالي قد تحرر من ذاته كالإنسان العتيق وهو الآن قائم أمام الله في المسيح. من ثم رأينا بأن قَبولي لحياته هو أيضًا مرتبط بمركز حياته، لأن حياته الآن هي حياتي.</w:t>
-      </w:r>
-    </w:p>
-    <w:p>
-      <w:pPr>
-        <w:rPr>
-          <w:rtl/>
-        </w:rPr>
-      </w:pPr>
-      <w:r>
-        <w:rPr>
-          <w:rtl/>
-          <w:lang w:bidi="ar-SA"/>
-        </w:rPr>
-        <w:t xml:space="preserve">إن استوعب كل مؤمن هذين الأمرين عميقًا في قلبه، فكم سيتمثّل هذا الأمر في حياتنا وفي تصرفنا مع الناس الذين من حولنا؟ للأسف كثيرٌ ممن يؤمنون بعمل المسيح ليس لهم الوعي بعطية روح المسيح. إنهم كثيرًا ما لا يفهمون الكثير عن أهمية صلب الإنسان العتيق ("مع المسيح صُلبت" (غلاطية 2: 20))، ولا يلاحظونها كنتيجة أخرى، بأن </w:t>
-      </w:r>
-      <w:r>
-        <w:rPr>
-          <w:rFonts w:hint="cs"/>
-          <w:rtl/>
-          <w:lang w:bidi="ar-SA"/>
-        </w:rPr>
-        <w:t xml:space="preserve">الأرض هي </w:t>
-      </w:r>
-      <w:r>
-        <w:rPr>
-          <w:rtl/>
-          <w:lang w:bidi="ar-SA"/>
-        </w:rPr>
-        <w:t xml:space="preserve">مشهد رفض المسيح </w:t>
-      </w:r>
-      <w:r>
-        <w:rPr>
-          <w:rtl/>
-        </w:rPr>
-        <w:t>ونبذه</w:t>
-      </w:r>
-      <w:r>
-        <w:rPr>
-          <w:rFonts w:hint="cs"/>
-          <w:rtl/>
-        </w:rPr>
-        <w:t>، أما السماء فهي مكانه الحالي.</w:t>
-      </w:r>
-    </w:p>
-    <w:p>
-      <w:pPr>
-        <w:rPr>
-          <w:rtl/>
-        </w:rPr>
-      </w:pPr>
-      <w:r>
-        <w:rPr>
-          <w:rFonts w:hint="cs"/>
-          <w:rtl/>
-        </w:rPr>
-        <w:t xml:space="preserve">فقط إن شربنا من هذا الماء الحي سنتعرف أيضًا على سلطة وقوة الروح </w:t>
-      </w:r>
-      <w:r>
-        <w:rPr>
-          <w:rtl/>
-        </w:rPr>
-        <w:t>–</w:t>
-      </w:r>
-      <w:r>
-        <w:rPr>
-          <w:rFonts w:hint="cs"/>
-          <w:rtl/>
-        </w:rPr>
-        <w:t xml:space="preserve"> عندها ستفيض منا أنهار ماء حي (يوحنا 7: 38) والروح سيعمل فينا دون أية إعاقة (بسلاسة). صحيح أنهم قد يعلمون بهذا ويشهدون في يقين شديد بأنهم قائمون فقط على أساس عمل المسيح أمام الله، غير أنهم ليس فيهم سلام حقيقي. هم ليس لهم أي فكرة بأن الخاطئ تمّت إزالته تمامًا في الصليب </w:t>
-      </w:r>
-      <w:r>
-        <w:rPr>
-          <w:rtl/>
-        </w:rPr>
-        <w:t>–</w:t>
-      </w:r>
-      <w:r>
-        <w:rPr>
-          <w:rFonts w:hint="cs"/>
-          <w:rtl/>
-        </w:rPr>
-        <w:t xml:space="preserve"> لمدح مجد الله -. إنهم غير فرحين بالحقيقة</w:t>
-      </w:r>
-      <w:r>
-        <w:rPr>
-          <w:rFonts w:hint="cs"/>
-          <w:rtl/>
-        </w:rPr>
-        <w:t xml:space="preserve"> أن الإنسان العتيق قد صُلب أمام وجه الله في المسيح وبأنهم الآن يقفون في مركزهم الجديد أمام الله بمحبة، محررين من الإنسان العتيق الذي لا يمكنه أن يُرضي الله. "</w:t>
-      </w:r>
-      <w:r>
-        <w:rPr>
-          <w:rtl/>
-        </w:rPr>
-        <w:t>لأَنَّ نَامُوسَ رُوحِ الْحَيَاةِ فِي الْمَسِيحِ يَسُوعَ قَدْ أَعْتَقَنِي مِنْ نَامُوسِ الْخَطِيَّةِ وَالْمَوْتِ.</w:t>
-      </w:r>
-      <w:r>
-        <w:rPr>
-          <w:rFonts w:hint="cs"/>
-          <w:rtl/>
-        </w:rPr>
-        <w:t>" (رومية 8: 2).</w:t>
-      </w:r>
-    </w:p>
-    <w:p>
-      <w:r>
-        <w:rPr>
-          <w:rFonts w:hint="cs"/>
-          <w:rtl/>
-        </w:rPr>
-        <w:t>كثيرًا ما يُلاحَظ في أيامنا بأن المسيحيين يجعلون من الناموس العتيق قياسًا لحياتهم، لأنهم لا يعرفون الرب فعليًا كحياتهم. ولهذا فقد تبنت الكثير من المنظمات الكنسية أيضًا الناموس الموسوي كأساس لتصرف الإنسان. وه</w:t>
-      </w:r>
-      <w:r>
-        <w:rPr>
-          <w:rFonts w:hint="cs"/>
-          <w:rtl/>
-        </w:rPr>
-        <w:t>ذ</w:t>
-      </w:r>
-      <w:r>
-        <w:rPr>
-          <w:rFonts w:hint="cs"/>
-          <w:rtl/>
-        </w:rPr>
-        <w:t xml:space="preserve">ا أدّى بأن جهود الكثير من المسيحيين بُذلت لتمجيد المسيح على هذه الأرض بقوتهم الشخصية، بدلاً من أن يدركوا ما قد فعله المسيح من أجلنا من جانب واحد ومن الجانب الآخر أن يدركوا نبع القوة الجديد الذي صار من نصيبنا بحياته في قوة الروح </w:t>
-      </w:r>
-      <w:hyperlink r:id="rId5" w:anchor=":~:text=Zu%20oft%20wurde%20in%20der%20Christenheit%20durch%20gro%C3%9Fe%20Kirchen%2C%20imposante%20Geb%C3%A4ude%20oder%20gar%20durch%20angema%C3%9Fte%20Autorit%C3%A4t%20bestimmter%20Pers%C3%B6nlichkeiten%20mehr%20die%20%C3%A4u%C3%9Ferliche%20Machtentfaltung" w:history="1">
+        <w:t>إلى حد ما عن هذا الهدف.</w:t>
+      </w:r>
+      <w:r>
+        <w:rPr>
+          <w:rFonts w:hint="cs"/>
+          <w:rtl/>
+          <w:lang w:bidi="ar-SA"/>
+        </w:rPr>
+        <w:t xml:space="preserve"> لكن إن كان المسيح واتحادنا به في المجد هو الهدف (كما هو طبعًا يجب أن يكون إن كان المبشر</w:t>
+      </w:r>
+      <w:r>
+        <w:rPr>
+          <w:rtl/>
+        </w:rPr>
+        <w:t xml:space="preserve"> </w:t>
+      </w:r>
+      <w:r>
+        <w:rPr>
+          <w:rtl/>
+          <w:lang w:bidi="ar-SA"/>
+        </w:rPr>
+        <w:t>يعلم</w:t>
+      </w:r>
+      <w:r>
+        <w:rPr>
+          <w:rFonts w:hint="cs"/>
+          <w:rtl/>
+          <w:lang w:bidi="ar-SA"/>
+        </w:rPr>
+        <w:t xml:space="preserve"> بأن المخلص الذي صعد وجلس عن يمين الله قد أرسله ليكرز بالبشارة السارة عن العمل الذي أكمله)، عندها سيكون لبداية ولكل جزء من عمله علامة</w:t>
+      </w:r>
+      <w:r>
+        <w:rPr>
+          <w:rFonts w:hint="cs"/>
+          <w:rtl/>
+          <w:lang w:bidi="ar-SA"/>
+        </w:rPr>
+        <w:t xml:space="preserve"> في هذا الحق، والنفوس التي تقبل بشارته </w:t>
+      </w:r>
+      <w:proofErr w:type="spellStart"/>
+      <w:r>
+        <w:rPr>
+          <w:rFonts w:hint="cs"/>
+          <w:rtl/>
+          <w:lang w:bidi="ar-SA"/>
+        </w:rPr>
+        <w:t>سيُستناروا</w:t>
+      </w:r>
+      <w:proofErr w:type="spellEnd"/>
+      <w:r>
+        <w:rPr>
+          <w:rFonts w:hint="cs"/>
+          <w:rtl/>
+          <w:lang w:bidi="ar-SA"/>
+        </w:rPr>
+        <w:t xml:space="preserve"> بما يتفق </w:t>
+      </w:r>
+      <w:hyperlink r:id="rId4" w:anchor=":~:text=Einklang%20damit%20erleuchtet.-,Wenn%20der%20Evangelist,-seine%20Gabe%20einem" w:history="1">
         <w:r>
           <w:rPr>
             <w:rStyle w:val="Hyperlink"/>
             <w:rFonts w:hint="cs"/>
             <w:rtl/>
+            <w:lang w:bidi="ar-SA"/>
           </w:rPr>
-          <w:t>القدس</w:t>
+          <w:t>بها</w:t>
         </w:r>
       </w:hyperlink>
       <w:r>
         <w:rPr>
           <w:rFonts w:hint="cs"/>
           <w:rtl/>
+          <w:lang w:bidi="ar-SA"/>
         </w:rPr>
         <w:t xml:space="preserve">. </w:t>
       </w:r>
@@ -406,16 +555,14 @@
 </file>
 
 <file path=word/styles.xml><?xml version="1.0" encoding="utf-8"?>
-<w:styles xmlns:mc="http://schemas.openxmlformats.org/markup-compatibility/2006" xmlns:r="http://schemas.openxmlformats.org/officeDocument/2006/relationships" xmlns:w="http://schemas.openxmlformats.org/wordprocessingml/2006/main" xmlns:w14="http://schemas.microsoft.com/office/word/2010/wordml" xmlns:w15="http://schemas.microsoft.com/office/word/2012/wordml" xmlns:w16cex="http://schemas.microsoft.com/office/word/2018/wordml/cex" xmlns:w16cid="http://schemas.microsoft.com/office/word/2016/wordml/cid" xmlns:w16="http://schemas.microsoft.com/office/word/2018/wordml" xmlns:w16sdtdh="http://schemas.microsoft.com/office/word/2020/wordml/sdtdatahash" xmlns:w16se="http://schemas.microsoft.com/office/word/2015/wordml/symex" mc:Ignorable="w14 w15 w16se w16cid w16 w16cex w16sdtdh">
+<w:styles xmlns:mc="http://schemas.openxmlformats.org/markup-compatibility/2006" xmlns:r="http://schemas.openxmlformats.org/officeDocument/2006/relationships" xmlns:w="http://schemas.openxmlformats.org/wordprocessingml/2006/main" xmlns:w14="http://schemas.microsoft.com/office/word/2010/wordml" xmlns:w15="http://schemas.microsoft.com/office/word/2012/wordml" xmlns:w16cex="http://schemas.microsoft.com/office/word/2018/wordml/cex" xmlns:w16cid="http://schemas.microsoft.com/office/word/2016/wordml/cid" xmlns:w16="http://schemas.microsoft.com/office/word/2018/wordml" xmlns:w16du="http://schemas.microsoft.com/office/word/2023/wordml/word16du" xmlns:w16sdtdh="http://schemas.microsoft.com/office/word/2020/wordml/sdtdatahash" xmlns:w16se="http://schemas.microsoft.com/office/word/2015/wordml/symex" mc:Ignorable="w14 w15 w16se w16cid w16 w16cex w16sdtdh w16du">
   <w:docDefaults>
     <w:rPrDefault>
       <w:rPr>
         <w:rFonts w:ascii="Sakkal Majalla" w:eastAsiaTheme="minorHAnsi" w:hAnsi="Sakkal Majalla" w:cs="Sakkal Majalla"/>
-        <w:kern w:val="2"/>
         <w:sz w:val="28"/>
         <w:szCs w:val="28"/>
         <w:lang w:val="en-US" w:eastAsia="en-US" w:bidi="he-IL"/>
-        <w14:ligatures w14:val="standardContextual"/>
       </w:rPr>
     </w:rPrDefault>
     <w:pPrDefault>
@@ -808,7 +955,6 @@
     <w:name w:val="Normal"/>
     <w:qFormat/>
     <w:rPr>
-      <w:noProof/>
       <w:lang w:bidi="ar-EG"/>
     </w:rPr>
   </w:style>
@@ -844,7 +990,7 @@
     <w:basedOn w:val="DefaultParagraphFont"/>
     <w:uiPriority w:val="99"/>
     <w:unhideWhenUsed/>
-    <w:rsid w:val="004B0B9B"/>
+    <w:rsid w:val="00173B45"/>
     <w:rPr>
       <w:color w:val="0563C1" w:themeColor="hyperlink"/>
       <w:u w:val="single"/>
@@ -856,22 +1002,10 @@
     <w:uiPriority w:val="99"/>
     <w:semiHidden/>
     <w:unhideWhenUsed/>
-    <w:rsid w:val="004B0B9B"/>
+    <w:rsid w:val="00173B45"/>
     <w:rPr>
       <w:color w:val="605E5C"/>
       <w:shd w:val="clear" w:color="auto" w:fill="E1DFDD"/>
-    </w:rPr>
-  </w:style>
-  <w:style w:type="character" w:styleId="FollowedHyperlink">
-    <w:name w:val="FollowedHyperlink"/>
-    <w:basedOn w:val="DefaultParagraphFont"/>
-    <w:uiPriority w:val="99"/>
-    <w:semiHidden/>
-    <w:unhideWhenUsed/>
-    <w:rsid w:val="007C6C41"/>
-    <w:rPr>
-      <w:color w:val="954F72" w:themeColor="followedHyperlink"/>
-      <w:u w:val="single"/>
     </w:rPr>
   </w:style>
 </w:styles>

--- a/docs/downloads/james-butler-stoney/doc_0250.docx
+++ b/docs/downloads/james-butler-stoney/doc_0250.docx
@@ -1,6 +1,6 @@
 
 <file path=word/document.xml><?xml version="1.0" encoding="utf-8"?>
-<w:document xmlns:wpc="http://schemas.microsoft.com/office/word/2010/wordprocessingCanvas" xmlns:cx="http://schemas.microsoft.com/office/drawing/2014/chartex" xmlns:cx1="http://schemas.microsoft.com/office/drawing/2015/9/8/chartex" xmlns:cx2="http://schemas.microsoft.com/office/drawing/2015/10/21/chartex" xmlns:cx3="http://schemas.microsoft.com/office/drawing/2016/5/9/chartex" xmlns:cx4="http://schemas.microsoft.com/office/drawing/2016/5/10/chartex" xmlns:cx5="http://schemas.microsoft.com/office/drawing/2016/5/11/chartex" xmlns:cx6="http://schemas.microsoft.com/office/drawing/2016/5/12/chartex" xmlns:cx7="http://schemas.microsoft.com/office/drawing/2016/5/13/chartex" xmlns:cx8="http://schemas.microsoft.com/office/drawing/2016/5/14/chartex" xmlns:mc="http://schemas.openxmlformats.org/markup-compatibility/2006" xmlns:aink="http://schemas.microsoft.com/office/drawing/2016/ink" xmlns:am3d="http://schemas.microsoft.com/office/drawing/2017/model3d" xmlns:o="urn:schemas-microsoft-com:office:office" xmlns:oel="http://schemas.microsoft.com/office/2019/extlst" xmlns:r="http://schemas.openxmlformats.org/officeDocument/2006/relationships" xmlns:m="http://schemas.openxmlformats.org/officeDocument/2006/math" xmlns:v="urn:schemas-microsoft-com:vml" xmlns:wp14="http://schemas.microsoft.com/office/word/2010/wordprocessingDrawing" xmlns:wp="http://schemas.openxmlformats.org/drawingml/2006/wordprocessingDrawing" xmlns:w10="urn:schemas-microsoft-com:office:word" xmlns:w="http://schemas.openxmlformats.org/wordprocessingml/2006/main" xmlns:w14="http://schemas.microsoft.com/office/word/2010/wordml" xmlns:w15="http://schemas.microsoft.com/office/word/2012/wordml" xmlns:w16cex="http://schemas.microsoft.com/office/word/2018/wordml/cex" xmlns:w16cid="http://schemas.microsoft.com/office/word/2016/wordml/cid" xmlns:w16="http://schemas.microsoft.com/office/word/2018/wordml" xmlns:w16du="http://schemas.microsoft.com/office/word/2023/wordml/word16du" xmlns:w16sdtdh="http://schemas.microsoft.com/office/word/2020/wordml/sdtdatahash" xmlns:w16se="http://schemas.microsoft.com/office/word/2015/wordml/symex" xmlns:wpg="http://schemas.microsoft.com/office/word/2010/wordprocessingGroup" xmlns:wpi="http://schemas.microsoft.com/office/word/2010/wordprocessingInk" xmlns:wne="http://schemas.microsoft.com/office/word/2006/wordml" xmlns:wps="http://schemas.microsoft.com/office/word/2010/wordprocessingShape" mc:Ignorable="w14 w15 w16se w16cid w16 w16cex w16sdtdh w16du wp14">
+<w:document xmlns:wpc="http://schemas.microsoft.com/office/word/2010/wordprocessingCanvas" xmlns:cx="http://schemas.microsoft.com/office/drawing/2014/chartex" xmlns:cx1="http://schemas.microsoft.com/office/drawing/2015/9/8/chartex" xmlns:cx2="http://schemas.microsoft.com/office/drawing/2015/10/21/chartex" xmlns:cx3="http://schemas.microsoft.com/office/drawing/2016/5/9/chartex" xmlns:cx4="http://schemas.microsoft.com/office/drawing/2016/5/10/chartex" xmlns:cx5="http://schemas.microsoft.com/office/drawing/2016/5/11/chartex" xmlns:cx6="http://schemas.microsoft.com/office/drawing/2016/5/12/chartex" xmlns:cx7="http://schemas.microsoft.com/office/drawing/2016/5/13/chartex" xmlns:cx8="http://schemas.microsoft.com/office/drawing/2016/5/14/chartex" xmlns:mc="http://schemas.openxmlformats.org/markup-compatibility/2006" xmlns:aink="http://schemas.microsoft.com/office/drawing/2016/ink" xmlns:am3d="http://schemas.microsoft.com/office/drawing/2017/model3d" xmlns:o="urn:schemas-microsoft-com:office:office" xmlns:oel="http://schemas.microsoft.com/office/2019/extlst" xmlns:r="http://schemas.openxmlformats.org/officeDocument/2006/relationships" xmlns:m="http://schemas.openxmlformats.org/officeDocument/2006/math" xmlns:v="urn:schemas-microsoft-com:vml" xmlns:wp14="http://schemas.microsoft.com/office/word/2010/wordprocessingDrawing" xmlns:wp="http://schemas.openxmlformats.org/drawingml/2006/wordprocessingDrawing" xmlns:w10="urn:schemas-microsoft-com:office:word" xmlns:w="http://schemas.openxmlformats.org/wordprocessingml/2006/main" xmlns:w14="http://schemas.microsoft.com/office/word/2010/wordml" xmlns:w15="http://schemas.microsoft.com/office/word/2012/wordml" xmlns:w16cex="http://schemas.microsoft.com/office/word/2018/wordml/cex" xmlns:w16cid="http://schemas.microsoft.com/office/word/2016/wordml/cid" xmlns:w16="http://schemas.microsoft.com/office/word/2018/wordml" xmlns:w16sdtdh="http://schemas.microsoft.com/office/word/2020/wordml/sdtdatahash" xmlns:w16se="http://schemas.microsoft.com/office/word/2015/wordml/symex" xmlns:wpg="http://schemas.microsoft.com/office/word/2010/wordprocessingGroup" xmlns:wpi="http://schemas.microsoft.com/office/word/2010/wordprocessingInk" xmlns:wne="http://schemas.microsoft.com/office/word/2006/wordml" xmlns:wps="http://schemas.microsoft.com/office/word/2010/wordprocessingShape" mc:Ignorable="w14 w15 w16se w16cid w16 w16cex w16sdtdh wp14">
   <w:body>
     <w:p>
       <w:pPr>
@@ -9,537 +9,388 @@
           <w:lang w:bidi="ar-SA"/>
         </w:rPr>
       </w:pPr>
-      <w:r>
-        <w:fldChar w:fldCharType="begin"/>
-      </w:r>
-      <w:r>
-        <w:instrText>HYPERLINK "https://www.soundwords.de/das-evangelium-ohne-die-gemeinde-a10361.html?search_q=James%20Butler%20Stoney&amp;search_NaviResultNo=15&amp;search_NaviArticleId=10361&amp;Languages=de&amp;MediaTypes=1%2C2%2C3"</w:instrText>
-      </w:r>
-      <w:r>
-        <w:fldChar w:fldCharType="separate"/>
-      </w:r>
-      <w:r>
-        <w:rPr>
-          <w:rStyle w:val="Hyperlink"/>
+      <w:hyperlink r:id="rId4" w:history="1">
+        <w:r>
+          <w:rPr>
+            <w:rStyle w:val="Hyperlink"/>
+            <w:rtl/>
+            <w:lang w:bidi="ar-SA"/>
+          </w:rPr>
+          <w:t>أن أكون مسيحي</w:t>
+        </w:r>
+      </w:hyperlink>
+      <w:r>
+        <w:rPr>
+          <w:rtl/>
+          <w:lang w:bidi="ar-SA"/>
+        </w:rPr>
+        <w:t>ًا</w:t>
+      </w:r>
+    </w:p>
+    <w:p>
+      <w:pPr>
+        <w:rPr>
+          <w:rtl/>
+          <w:lang w:bidi="ar-SA"/>
+        </w:rPr>
+      </w:pPr>
+      <w:r>
+        <w:rPr>
+          <w:rtl/>
+          <w:lang w:bidi="ar-SA"/>
+        </w:rPr>
+        <w:t>كولوسي 3: 2؛ غلاطية 2: 20</w:t>
+      </w:r>
+    </w:p>
+    <w:p>
+      <w:pPr>
+        <w:bidi w:val="0"/>
+        <w:rPr>
+          <w:lang w:bidi="ar-SA"/>
+        </w:rPr>
+      </w:pPr>
+      <w:r>
+        <w:rPr>
+          <w:lang w:bidi="ar-SA"/>
+        </w:rPr>
+        <w:t>James Butler Stoney</w:t>
+      </w:r>
+    </w:p>
+    <w:p>
+      <w:pPr>
+        <w:rPr>
+          <w:rtl/>
+          <w:lang w:bidi="ar-SA"/>
+        </w:rPr>
+      </w:pPr>
+      <w:r>
+        <w:rPr>
+          <w:rtl/>
+          <w:lang w:bidi="ar-SA"/>
+        </w:rPr>
+        <w:t>كولوسي 3: 2 :"</w:t>
+      </w:r>
+      <w:r>
+        <w:rPr>
+          <w:rFonts w:ascii="Arial" w:hAnsi="Arial" w:cs="Arial" w:hint="cs"/>
+          <w:rtl/>
+          <w:lang w:bidi="ar-SA"/>
+        </w:rPr>
+        <w:t>​</w:t>
+      </w:r>
+      <w:r>
+        <w:rPr>
+          <w:rtl/>
+          <w:lang w:bidi="ar-SA"/>
+        </w:rPr>
+        <w:t>اهْتَمُّوا بِمَا فَوْقُ لاَ بِمَا عَلَى الأَرْضِ،"</w:t>
+      </w:r>
+    </w:p>
+    <w:p>
+      <w:pPr>
+        <w:rPr>
+          <w:rtl/>
+          <w:lang w:bidi="ar-SA"/>
+        </w:rPr>
+      </w:pPr>
+      <w:r>
+        <w:rPr>
+          <w:rtl/>
+          <w:lang w:bidi="ar-SA"/>
+        </w:rPr>
+        <w:t>غلاطية 2: 20 :"مَعَ الْمَسِيحِ صُلِبْتُ، فَأَحْيَا لاَ أَنَا، بَلِ الْمَسِيحُ يَحْيَا فِيَّ."</w:t>
+      </w:r>
+    </w:p>
+    <w:p>
+      <w:pPr>
+        <w:rPr>
+          <w:rtl/>
+          <w:lang w:bidi="ar-SA"/>
+        </w:rPr>
+      </w:pPr>
+      <w:r>
+        <w:rPr>
+          <w:rtl/>
+          <w:lang w:bidi="ar-SA"/>
+        </w:rPr>
+        <w:t xml:space="preserve">من المعروف بأنه في المسيحية كل مَن يحمل اعترافه بالمسيحية يُسمى مسيحي. </w:t>
+      </w:r>
+    </w:p>
+    <w:p>
+      <w:pPr>
+        <w:rPr>
+          <w:rtl/>
+          <w:lang w:bidi="ar-SA"/>
+        </w:rPr>
+      </w:pPr>
+      <w:r>
+        <w:rPr>
+          <w:rtl/>
+          <w:lang w:bidi="ar-SA"/>
+        </w:rPr>
+        <w:t>إن ولادة الإنسان ثانية بالماء والروح</w:t>
+      </w:r>
+      <w:r>
+        <w:rPr>
+          <w:rtl/>
+        </w:rPr>
+        <w:t xml:space="preserve"> </w:t>
+      </w:r>
+      <w:r>
+        <w:rPr>
+          <w:rtl/>
+          <w:lang w:bidi="ar-SA"/>
+        </w:rPr>
+        <w:t>يُشهَد لها بميزتين:</w:t>
+      </w:r>
+    </w:p>
+    <w:p>
+      <w:pPr>
+        <w:rPr>
+          <w:rtl/>
+          <w:lang w:bidi="ar-SA"/>
+        </w:rPr>
+      </w:pPr>
+      <w:r>
+        <w:rPr>
+          <w:rtl/>
+          <w:lang w:bidi="ar-SA"/>
+        </w:rPr>
+        <w:t>1. أولاً بالإيمان بعمل الفداء على الصليب و</w:t>
+      </w:r>
+    </w:p>
+    <w:p>
+      <w:pPr>
+        <w:rPr>
+          <w:rtl/>
+          <w:lang w:bidi="ar-SA"/>
+        </w:rPr>
+      </w:pPr>
+      <w:r>
+        <w:rPr>
+          <w:rtl/>
+          <w:lang w:bidi="ar-SA"/>
+        </w:rPr>
+        <w:t>2. ثانيًا بالإيمان بالمسيح الذي قام وتمجّد، الذي حمل دينونة الله الرابضة على الإنسان.</w:t>
+      </w:r>
+    </w:p>
+    <w:p>
+      <w:pPr>
+        <w:rPr>
+          <w:rtl/>
+          <w:lang w:bidi="ar-SA"/>
+        </w:rPr>
+      </w:pPr>
+      <w:r>
+        <w:rPr>
+          <w:rtl/>
+          <w:lang w:bidi="ar-SA"/>
+        </w:rPr>
+        <w:t xml:space="preserve">من ثم بشهادة الروح القدس الذي يضمن للإنسان قَبوله عند الله في المسيح: " اَلرُّوحُ نَفْسُهُ أَيْضًا يَشْهَدُ لأَرْوَاحِنَا أَنَّنَا أَوْلاَدُ اللهِ." (رومية 8: 16). وما يعمله الروح أيضًا هو أنه يوقظ الوعي بأن المسيحي موجود في المسيح، وبالتالي أنه قد أُعتق (تحرر) من الجسد الذي لا يمكنه أن يُرضي الله. كثيرون فعلاً يؤمنون بعمل المسيح ويفرحون إلى حد ما بالخلاص بنعمة الله، لكن هم لا يعلمون بأنهم قد حصلوا على روح الله (رومية 5: 5). </w:t>
+      </w:r>
+      <w:r>
+        <w:rPr>
+          <w:rtl/>
+          <w:lang w:bidi="ar-SA"/>
+        </w:rPr>
+        <w:t>أولئك وإلى أن يدركوا عملَيّ روح الله فيهم، فيهم القليل من القوة فقط. لذا فهم أيضًا (أو وإن بشكل ضعيف) ليس لهم وعي بارتباطهم بشخص يسوع المسيح. أما ذلك الذي يعرف خدمة الروح يمكنه أن يقول بحق: "</w:t>
+      </w:r>
+      <w:r>
+        <w:rPr>
+          <w:rtl/>
+        </w:rPr>
+        <w:t xml:space="preserve"> </w:t>
+      </w:r>
+      <w:r>
+        <w:rPr>
+          <w:rtl/>
+          <w:lang w:bidi="ar-SA"/>
+        </w:rPr>
+        <w:t xml:space="preserve">مَعَ الْمَسِيحِ صُلِبْتُ، فَأَحْيَا لاَ أَنَا، بَلِ الْمَسِيحُ يَحْيَا فِيَّ." (غلاطية 2: 20). فقط عند استيعاب وتطبيق هذا الأمر عمليًا في الحياة، سيحصل المسيحي على معرفة واضحة عن المسيح، ابن الله الحي، كما وما هو في طريق الإيمان. هل تعلمت بهذه الصورة بأن المسيح هو حياتك؟ لأنه هكذا فقط ستكون له كل قيمته لقلبك في صورة جديدة ومميزة تمامًا. من طرف واحد هو قد تعظّم بعمله، لكنه سيتعظم إلى ما لا يُقاس أكثر لك الآن بحياة مَن عرّفك </w:t>
+      </w:r>
+      <w:r>
+        <w:rPr>
+          <w:rtl/>
+          <w:lang w:bidi="ar-SA"/>
+        </w:rPr>
+        <w:t>به روح الله.</w:t>
+      </w:r>
+    </w:p>
+    <w:p>
+      <w:pPr>
+        <w:rPr>
+          <w:rtl/>
+          <w:lang w:bidi="ar-SA"/>
+        </w:rPr>
+      </w:pPr>
+      <w:r>
+        <w:rPr>
+          <w:rtl/>
+          <w:lang w:bidi="ar-SA"/>
+        </w:rPr>
+        <w:t>هذه المعرفة تنهض فيك الشعور بأن الذي تُعيد له الفضل، الذي هو كل ما لك، غير موجود على هذه الأرض. بالتالي أنت تتعلم من جديد بأن تنظر إلى هذه الأرض بنور مختلف تمامًا – إن أمور هذه الأرض، مهما كانت جيدة، ستفقد قيمة مكانتها. بولس لم يكتب لأهل كولوسي عبثًا: "اهْتَمُّوا بِمَا فَوْقُ لاَ بِمَا عَلَى الأَرْضِ" (كولوسي 3: 2). إن الرب يسوع مرفوض هنا. أما الله فقد رفّعه عن يمينه. إن قبلته حياةً لك، فستتبعه إلى هناك – حرفيًا في يوم من الأيام واليوم في الروح -، حيثما هو كائن الآ</w:t>
+      </w:r>
+      <w:r>
+        <w:rPr>
+          <w:rtl/>
+          <w:lang w:bidi="ar-SA"/>
+        </w:rPr>
+        <w:t>ن.</w:t>
+      </w:r>
+    </w:p>
+    <w:p>
+      <w:pPr>
+        <w:rPr>
+          <w:rtl/>
+          <w:lang w:bidi="ar-SA"/>
+        </w:rPr>
+      </w:pPr>
+      <w:r>
+        <w:rPr>
+          <w:rtl/>
+          <w:lang w:bidi="ar-SA"/>
+        </w:rPr>
+        <w:t>فما نتعلمه الآن إذًا هو أن الإنسان وجد نهايته في الصليب، وبالتالي قد تحرر من ذاته كالإنسان العتيق وهو الآن قائم أمام الله في المسيح. من ثم رأينا بأن قَبولي لحياته هو أيضًا مرتبط بمركز حياته، لأن حياته الآن هي حياتي.</w:t>
+      </w:r>
+    </w:p>
+    <w:p>
+      <w:pPr>
+        <w:rPr>
+          <w:rtl/>
+        </w:rPr>
+      </w:pPr>
+      <w:r>
+        <w:rPr>
+          <w:rtl/>
+          <w:lang w:bidi="ar-SA"/>
+        </w:rPr>
+        <w:t xml:space="preserve">إن استوعب كل مؤمن هذين الأمرين عميقًا في قلبه، فكم سيتمثّل هذا الأمر في حياتنا وفي تصرفنا مع الناس الذين من حولنا؟ للأسف كثيرٌ ممن يؤمنون بعمل المسيح ليس لهم الوعي بعطية روح المسيح. إنهم كثيرًا ما لا يفهمون الكثير عن أهمية صلب الإنسان العتيق ("مع المسيح صُلبت" (غلاطية 2: 20))، ولا يلاحظونها كنتيجة أخرى، بأن </w:t>
+      </w:r>
+      <w:r>
+        <w:rPr>
           <w:rFonts w:hint="cs"/>
           <w:rtl/>
           <w:lang w:bidi="ar-SA"/>
         </w:rPr>
-        <w:t>الإنجيل من دون الكنيسة (الاجتماع)</w:t>
-      </w:r>
-      <w:r>
-        <w:rPr>
-          <w:rStyle w:val="Hyperlink"/>
-          <w:lang w:bidi="ar-SA"/>
-        </w:rPr>
-        <w:fldChar w:fldCharType="end"/>
-      </w:r>
-    </w:p>
-    <w:p>
-      <w:pPr>
-        <w:rPr>
-          <w:rtl/>
-          <w:lang w:bidi="ar-SA"/>
-        </w:rPr>
-      </w:pPr>
+        <w:t xml:space="preserve">الأرض هي </w:t>
+      </w:r>
+      <w:r>
+        <w:rPr>
+          <w:rtl/>
+          <w:lang w:bidi="ar-SA"/>
+        </w:rPr>
+        <w:t xml:space="preserve">مشهد رفض المسيح </w:t>
+      </w:r>
+      <w:r>
+        <w:rPr>
+          <w:rtl/>
+        </w:rPr>
+        <w:t>ونبذه</w:t>
+      </w:r>
       <w:r>
         <w:rPr>
           <w:rFonts w:hint="cs"/>
           <w:rtl/>
-          <w:lang w:bidi="ar-SA"/>
-        </w:rPr>
-        <w:t>كيف نكون أمناء في مأموريتنا</w:t>
-      </w:r>
-    </w:p>
-    <w:p>
-      <w:pPr>
-        <w:bidi w:val="0"/>
-        <w:rPr>
-          <w:lang w:bidi="ar-SA"/>
-        </w:rPr>
-      </w:pPr>
-      <w:r>
-        <w:rPr>
-          <w:lang w:bidi="ar-SA"/>
-        </w:rPr>
-        <w:t>James Butler Stoney</w:t>
-      </w:r>
-    </w:p>
-    <w:p>
-      <w:pPr>
-        <w:rPr>
-          <w:rtl/>
-          <w:lang w:bidi="ar-SA"/>
+        </w:rPr>
+        <w:t>، أما السماء فهي مكانه الحالي.</w:t>
+      </w:r>
+    </w:p>
+    <w:p>
+      <w:pPr>
+        <w:rPr>
+          <w:rtl/>
         </w:rPr>
       </w:pPr>
       <w:r>
         <w:rPr>
           <w:rFonts w:hint="cs"/>
           <w:rtl/>
-          <w:lang w:bidi="ar-SA"/>
-        </w:rPr>
-        <w:t>ولا مرة حصل أن كانت هناك بداية ولم يكن لها أي صلة بهدف؛ لهذا فلا بد وأن يعكس الهدف طابع بدايته. صحيح بأن المرء يستطيع أن يغيّر خططه من بعد ذلك؛ ولكن عندها لن يكون هدفه الذي وضعه أمامه متفق مع البداية. لا شيء أوضح من كون وجود هدف عند كل بداية وبأن تكون مطابقة مع الهدف المحدد، حتى وإن كان بعيد المدى. قد يكون الهدف غامض جدًا، ومع ذلك يكون العمل قد ابتُدئ أو شُرع في تنفيذه بارتباطه بالهدف.</w:t>
-      </w:r>
-    </w:p>
-    <w:p>
-      <w:pPr>
-        <w:rPr>
-          <w:rtl/>
-          <w:lang w:bidi="ar-SA"/>
-        </w:rPr>
-      </w:pPr>
+        </w:rPr>
+        <w:t xml:space="preserve">فقط إن شربنا من هذا الماء الحي سنتعرف أيضًا على سلطة وقوة الروح </w:t>
+      </w:r>
+      <w:r>
+        <w:rPr>
+          <w:rtl/>
+        </w:rPr>
+        <w:t>–</w:t>
+      </w:r>
       <w:r>
         <w:rPr>
           <w:rFonts w:hint="cs"/>
           <w:rtl/>
-          <w:lang w:bidi="ar-SA"/>
-        </w:rPr>
-        <w:t xml:space="preserve">خادم الرب يحصل على مأمورية منه، بأن يفعل شيئًا ما؛ ومن الممكن أنه لا يستطيع أن يستوعب كامل نتيجة عمله؛ ولكن لكي يكون أمينًا فيما يتعلق بالنتيجة، لا بد وأن يكون أمينًا في مأموريته. </w:t>
+        </w:rPr>
+        <w:t xml:space="preserve"> عندها ستفيض منا أنهار ماء حي (يوحنا 7: 38) والروح سيعمل فينا دون أية إعاقة (بسلاسة). صحيح أنهم قد يعلمون بهذا ويشهدون في يقين شديد بأنهم قائمون فقط على أساس عمل المسيح أمام الله، غير أنهم ليس فيهم سلام حقيقي. هم ليس لهم أي فكرة بأن الخاطئ تمّت إزالته تمامًا في الصليب </w:t>
+      </w:r>
+      <w:r>
+        <w:rPr>
+          <w:rtl/>
+        </w:rPr>
+        <w:t>–</w:t>
       </w:r>
       <w:r>
         <w:rPr>
           <w:rFonts w:hint="cs"/>
           <w:rtl/>
-          <w:lang w:bidi="ar-SA"/>
-        </w:rPr>
-        <w:t>إن كان لا يعرف ما يجب أن يفعله فسيعيب في كل خدمته.</w:t>
-      </w:r>
-    </w:p>
-    <w:p>
-      <w:pPr>
-        <w:rPr>
-          <w:rtl/>
-          <w:lang w:bidi="ar-SA"/>
-        </w:rPr>
-      </w:pPr>
+        </w:rPr>
+        <w:t xml:space="preserve"> لمدح مجد الله -. إنهم غير فرحين بالحقيقة</w:t>
+      </w:r>
       <w:r>
         <w:rPr>
           <w:rFonts w:hint="cs"/>
           <w:rtl/>
-          <w:lang w:bidi="ar-SA"/>
-        </w:rPr>
-        <w:t xml:space="preserve">كل خادم حقيقي يكون مدعوًا من الرب </w:t>
-      </w:r>
-      <w:proofErr w:type="spellStart"/>
+        </w:rPr>
+        <w:t xml:space="preserve"> أن الإنسان العتيق قد صُلب أمام وجه الله في المسيح وبأنهم الآن يقفون في مركزهم الجديد أمام الله بمحبة، محررين من الإنسان العتيق الذي لا يمكنه أن يُرضي الله. "</w:t>
+      </w:r>
+      <w:r>
+        <w:rPr>
+          <w:rtl/>
+        </w:rPr>
+        <w:t>لأَنَّ نَامُوسَ رُوحِ الْحَيَاةِ فِي الْمَسِيحِ يَسُوعَ قَدْ أَعْتَقَنِي مِنْ نَامُوسِ الْخَطِيَّةِ وَالْمَوْتِ.</w:t>
+      </w:r>
       <w:r>
         <w:rPr>
           <w:rFonts w:hint="cs"/>
           <w:rtl/>
-          <w:lang w:bidi="ar-SA"/>
-        </w:rPr>
-        <w:t>ومتحليًا</w:t>
-      </w:r>
-      <w:proofErr w:type="spellEnd"/>
+        </w:rPr>
+        <w:t>" (رومية 8: 2).</w:t>
+      </w:r>
+    </w:p>
+    <w:p>
       <w:r>
         <w:rPr>
           <w:rFonts w:hint="cs"/>
           <w:rtl/>
-          <w:lang w:bidi="ar-SA"/>
-        </w:rPr>
-        <w:t xml:space="preserve"> بمواهب. الهبة هي خدمة خاصة، وإن انتظر كل خادم الربَ، فسيحصل على إرشادات منه من كلمته لكي يُرضي الذي دعاه (جنده).</w:t>
-      </w:r>
-    </w:p>
-    <w:p>
-      <w:pPr>
-        <w:rPr>
-          <w:rtl/>
-          <w:lang w:bidi="ar-SA"/>
-        </w:rPr>
-      </w:pPr>
+        </w:rPr>
+        <w:t>كثيرًا ما يُلاحَظ في أيامنا بأن المسيحيين يجعلون من الناموس العتيق قياسًا لحياتهم، لأنهم لا يعرفون الرب فعليًا كحياتهم. ولهذا فقد تبنت الكثير من المنظمات الكنسية أيضًا الناموس الموسوي كأساس لتصرف الإنسان. وه</w:t>
+      </w:r>
       <w:r>
         <w:rPr>
           <w:rFonts w:hint="cs"/>
           <w:rtl/>
-          <w:lang w:bidi="ar-SA"/>
-        </w:rPr>
-        <w:t xml:space="preserve">لا أحد يكون مبشرًا إلا إن كان الرب قد أعدّه لهذه الخدمة. وهذه أول نقطة، ولا أحد متعلّم في كلمة الله سينكر ذلك. من ثم هي المأمورية التي يستلمها المبشر من الرب. هذا هو السبب الناجم من كل النقص والضعف اليوم في الكرازة بالإنجيل. فكل خادم سيكون فعلاً نافعًا وفعالاً فقط إن كان الموصل لأفكار سيده. </w:t>
+        </w:rPr>
+        <w:t>ذ</w:t>
       </w:r>
       <w:r>
         <w:rPr>
           <w:rFonts w:hint="cs"/>
           <w:rtl/>
-          <w:lang w:bidi="ar-SA"/>
-        </w:rPr>
-        <w:t>في كل مرة يفشل فيها بأن يقدّم أفكار الرب بصورة صحيحة، يفشل في مأموريته، مهما كانت قوته كبيرة ككارز. "</w:t>
-      </w:r>
-      <w:r>
-        <w:rPr>
-          <w:rtl/>
-        </w:rPr>
-        <w:t xml:space="preserve"> </w:t>
-      </w:r>
-      <w:r>
-        <w:rPr>
-          <w:rtl/>
-          <w:lang w:bidi="ar-SA"/>
-        </w:rPr>
-        <w:t>لِكَيْ يُرْضِيَ مَنْ جَنَّدَهُ</w:t>
-      </w:r>
-      <w:r>
-        <w:rPr>
-          <w:rFonts w:hint="cs"/>
-          <w:rtl/>
-          <w:lang w:bidi="ar-SA"/>
-        </w:rPr>
-        <w:t xml:space="preserve">" (2. تيموثاوس 2: 4) </w:t>
-      </w:r>
-      <w:r>
-        <w:rPr>
-          <w:rtl/>
-          <w:lang w:bidi="ar-SA"/>
-        </w:rPr>
-        <w:t>–</w:t>
-      </w:r>
-      <w:r>
-        <w:rPr>
-          <w:rFonts w:hint="cs"/>
-          <w:rtl/>
-          <w:lang w:bidi="ar-SA"/>
-        </w:rPr>
-        <w:t xml:space="preserve"> هذه هي أول وأهم صفة في الخادم. قدرته</w:t>
-      </w:r>
-      <w:r>
-        <w:rPr>
-          <w:rFonts w:hint="cs"/>
-          <w:rtl/>
-          <w:lang w:bidi="ar-SA"/>
-        </w:rPr>
-        <w:t xml:space="preserve"> أو كفاءته</w:t>
-      </w:r>
-      <w:r>
-        <w:rPr>
-          <w:rFonts w:hint="cs"/>
-          <w:rtl/>
-          <w:lang w:bidi="ar-SA"/>
-        </w:rPr>
-        <w:t xml:space="preserve"> لا تكفي. ولكي أبسّط الأمر: </w:t>
-      </w:r>
-      <w:r>
-        <w:rPr>
-          <w:rFonts w:hint="cs"/>
-          <w:rtl/>
-          <w:lang w:bidi="ar-SA"/>
-        </w:rPr>
-        <w:t xml:space="preserve">من الممكن </w:t>
-      </w:r>
-      <w:r>
-        <w:rPr>
-          <w:rFonts w:hint="cs"/>
-          <w:rtl/>
-          <w:lang w:bidi="ar-SA"/>
-        </w:rPr>
-        <w:t xml:space="preserve">أن </w:t>
-      </w:r>
-      <w:r>
-        <w:rPr>
-          <w:rFonts w:hint="cs"/>
-          <w:rtl/>
-          <w:lang w:bidi="ar-SA"/>
-        </w:rPr>
-        <w:t xml:space="preserve">تكون للخادم كل القدرات ومع ذلك فهو لا يفي الخدمة لأنه لا </w:t>
-      </w:r>
-      <w:r>
-        <w:rPr>
-          <w:rFonts w:hint="cs"/>
-          <w:rtl/>
-          <w:lang w:bidi="ar-SA"/>
-        </w:rPr>
-        <w:t>يلاحظ</w:t>
-      </w:r>
-      <w:r>
-        <w:rPr>
-          <w:rFonts w:hint="cs"/>
-          <w:rtl/>
-          <w:lang w:bidi="ar-SA"/>
-        </w:rPr>
-        <w:t xml:space="preserve"> ما يطلبه سيده. إن </w:t>
-      </w:r>
-      <w:r>
-        <w:rPr>
-          <w:rFonts w:hint="cs"/>
-          <w:rtl/>
-          <w:lang w:bidi="ar-SA"/>
-        </w:rPr>
-        <w:t>أكثر المبشرين الموهوبين مهما كانت قدرته، سيفشل في خدمته إن لم يكن يعرف ما الذي يريد أن يؤثّر به الرب من خلال كرازته. لذا فمن المهم بأن يتعلم من الرب ما الذي يريد أن يفعله.</w:t>
-      </w:r>
-    </w:p>
-    <w:p>
-      <w:pPr>
-        <w:rPr>
-          <w:rtl/>
-          <w:lang w:bidi="ar-SA"/>
-        </w:rPr>
-      </w:pPr>
-      <w:r>
-        <w:rPr>
-          <w:rFonts w:hint="cs"/>
-          <w:rtl/>
-          <w:lang w:bidi="ar-SA"/>
-        </w:rPr>
-        <w:t>عند كرازتنا بالإنجيل لا بد لنا في مأموريتنا أن نستمد النور من الكتب المقدسة،</w:t>
-      </w:r>
-      <w:r>
-        <w:rPr>
-          <w:rtl/>
-        </w:rPr>
-        <w:t xml:space="preserve"> </w:t>
-      </w:r>
-      <w:r>
-        <w:rPr>
-          <w:rtl/>
-          <w:lang w:bidi="ar-SA"/>
-        </w:rPr>
-        <w:t>إما من الكتب المقدسة قبل صعود الرب أو بعده.</w:t>
-      </w:r>
-      <w:r>
-        <w:rPr>
-          <w:rFonts w:hint="cs"/>
-          <w:rtl/>
-          <w:lang w:bidi="ar-SA"/>
-        </w:rPr>
-        <w:t xml:space="preserve"> قبل صعود الرب حصل هناك خلاص للنفس، ولكن لم تكن هنالك كنيسة بعد، والمبشر </w:t>
-      </w:r>
-      <w:r>
-        <w:rPr>
-          <w:rtl/>
-          <w:lang w:bidi="ar-SA"/>
-        </w:rPr>
-        <w:t xml:space="preserve">الآن </w:t>
-      </w:r>
-      <w:r>
-        <w:rPr>
-          <w:rFonts w:hint="cs"/>
-          <w:rtl/>
-          <w:lang w:bidi="ar-SA"/>
-        </w:rPr>
-        <w:t>الذي فقط ينقاد بقدر النور الذي كان ما قبل صعود الرب إلى السماء، لا يوفي مأموريته. مهما كان موهوبًا، إلا أنه يعرف أفكار الرب فقط في صورة ناقصة ويعمل عمل الرب برخاء</w:t>
-      </w:r>
-      <w:r>
-        <w:rPr>
-          <w:rFonts w:hint="cs"/>
-          <w:rtl/>
-          <w:lang w:bidi="ar-SA"/>
-        </w:rPr>
-        <w:t xml:space="preserve"> </w:t>
-      </w:r>
-      <w:r>
-        <w:rPr>
-          <w:rtl/>
-          <w:lang w:bidi="ar-SA"/>
-        </w:rPr>
-        <w:t>–</w:t>
-      </w:r>
-      <w:r>
-        <w:rPr>
-          <w:rFonts w:hint="cs"/>
-          <w:rtl/>
-          <w:lang w:bidi="ar-SA"/>
-        </w:rPr>
-        <w:t xml:space="preserve"> ربما لا يكون هذا قصده، وأنا أوافق على ذلك -، لكن في أيامنا من المهم جدًا بأن نميّز الطريق الكامل الواحد. فلا يوجد طريقان. بأن هنالك شخص قريب من الطريق الصحيح أو له غيرة وناجح، هو ليس تعويض عن إهماله لمشيئة الله أو عن جهله بما يطلبه الله.</w:t>
-      </w:r>
-    </w:p>
-    <w:p>
-      <w:pPr>
-        <w:rPr>
-          <w:rtl/>
-          <w:lang w:bidi="ar-SA"/>
-        </w:rPr>
-      </w:pPr>
-      <w:r>
-        <w:rPr>
-          <w:rFonts w:hint="cs"/>
-          <w:rtl/>
-          <w:lang w:bidi="ar-SA"/>
-        </w:rPr>
-        <w:t xml:space="preserve">إن الهبات أُعطيت من بعد صعود ربنا إلى السماء، ولهذا على المبشر أن يكون له هدف واضح أمامه يتطابق مع أفكار المسيح، إن كان متعلمًا من الرب الذي وهبه الهبة. إما أن يعود المبشر ويتناول النور الذي كان قبل صعود المسيح إلى السماء </w:t>
-      </w:r>
-      <w:r>
-        <w:rPr>
-          <w:rtl/>
-          <w:lang w:bidi="ar-SA"/>
-        </w:rPr>
-        <w:t>–</w:t>
-      </w:r>
-      <w:r>
-        <w:rPr>
-          <w:rFonts w:hint="cs"/>
-          <w:rtl/>
-          <w:lang w:bidi="ar-SA"/>
-        </w:rPr>
-        <w:t xml:space="preserve"> عندها لن يربط موهبته بمصدرها ويكون متخلفًا في الشهادة. او أنه يعلم بأنه مبشر بموهبة من مسيح رُفض على الأرض، وصعد إلى السماء </w:t>
-      </w:r>
-      <w:r>
-        <w:rPr>
-          <w:rtl/>
-          <w:lang w:bidi="ar-SA"/>
-        </w:rPr>
-        <w:t>–</w:t>
-      </w:r>
-      <w:r>
-        <w:rPr>
-          <w:rFonts w:hint="cs"/>
-          <w:rtl/>
-          <w:lang w:bidi="ar-SA"/>
-        </w:rPr>
-        <w:t xml:space="preserve"> وعندها سيجتهد بأن يقود النفوس "</w:t>
-      </w:r>
-      <w:r>
-        <w:rPr>
-          <w:rtl/>
-        </w:rPr>
-        <w:t xml:space="preserve"> </w:t>
-      </w:r>
-      <w:r>
-        <w:rPr>
-          <w:rtl/>
-          <w:lang w:bidi="ar-SA"/>
-        </w:rPr>
-        <w:t>مِنْ ظُلُمَاتٍ إِلَى نُورٍ، وَمِنْ سُلْطَانِ الشَّيْطَانِ إِلَى اللهِ، حَتَّى يَنَالُوا بِالإِيمَانِ بِي</w:t>
-      </w:r>
-      <w:r>
-        <w:rPr>
-          <w:rFonts w:hint="cs"/>
-          <w:rtl/>
-          <w:lang w:bidi="ar-SA"/>
-        </w:rPr>
-        <w:t>" أي بالمسيح الممجد "</w:t>
-      </w:r>
-      <w:r>
-        <w:rPr>
-          <w:rtl/>
-          <w:lang w:bidi="ar-SA"/>
-        </w:rPr>
-        <w:t xml:space="preserve"> غُفْرَانَ الْخَطَايَا وَنَصِيبًا مَعَ الْمُقَدَّسِينَ.</w:t>
-      </w:r>
-      <w:r>
-        <w:rPr>
-          <w:rFonts w:hint="cs"/>
-          <w:rtl/>
-          <w:lang w:bidi="ar-SA"/>
-        </w:rPr>
-        <w:t>" (أعمال الرسل 26: 18).</w:t>
-      </w:r>
-    </w:p>
-    <w:p>
-      <w:pPr>
-        <w:rPr>
-          <w:lang w:bidi="ar-SA"/>
-        </w:rPr>
-      </w:pPr>
-      <w:r>
-        <w:rPr>
-          <w:rFonts w:hint="cs"/>
-          <w:rtl/>
-          <w:lang w:bidi="ar-SA"/>
-        </w:rPr>
-        <w:t xml:space="preserve">إن كان خلاص النفوس الهالكة هو الهدف الوحيد أمام عينيه، </w:t>
-      </w:r>
-      <w:r>
-        <w:rPr>
-          <w:rtl/>
-          <w:lang w:bidi="ar-SA"/>
-        </w:rPr>
-        <w:t xml:space="preserve">فإن كل جزء من خدمة </w:t>
-      </w:r>
-      <w:r>
-        <w:rPr>
-          <w:rFonts w:hint="cs"/>
-          <w:rtl/>
-          <w:lang w:bidi="ar-SA"/>
-        </w:rPr>
-        <w:t>المبشر</w:t>
-      </w:r>
-      <w:r>
-        <w:rPr>
-          <w:rtl/>
-          <w:lang w:bidi="ar-SA"/>
-        </w:rPr>
-        <w:t xml:space="preserve"> يعبر</w:t>
-      </w:r>
-      <w:r>
-        <w:rPr>
-          <w:rtl/>
-        </w:rPr>
-        <w:t xml:space="preserve"> </w:t>
-      </w:r>
-      <w:r>
-        <w:rPr>
-          <w:rtl/>
-          <w:lang w:bidi="ar-SA"/>
-        </w:rPr>
-        <w:t>إلى حد ما عن هذا الهدف.</w:t>
-      </w:r>
-      <w:r>
-        <w:rPr>
-          <w:rFonts w:hint="cs"/>
-          <w:rtl/>
-          <w:lang w:bidi="ar-SA"/>
-        </w:rPr>
-        <w:t xml:space="preserve"> لكن إن كان المسيح واتحادنا به في المجد هو الهدف (كما هو طبعًا يجب أن يكون إن كان المبشر</w:t>
-      </w:r>
-      <w:r>
-        <w:rPr>
-          <w:rtl/>
-        </w:rPr>
-        <w:t xml:space="preserve"> </w:t>
-      </w:r>
-      <w:r>
-        <w:rPr>
-          <w:rtl/>
-          <w:lang w:bidi="ar-SA"/>
-        </w:rPr>
-        <w:t>يعلم</w:t>
-      </w:r>
-      <w:r>
-        <w:rPr>
-          <w:rFonts w:hint="cs"/>
-          <w:rtl/>
-          <w:lang w:bidi="ar-SA"/>
-        </w:rPr>
-        <w:t xml:space="preserve"> بأن المخلص الذي صعد وجلس عن يمين الله قد أرسله ليكرز بالبشارة السارة عن العمل الذي أكمله)، عندها سيكون لبداية ولكل جزء من عمله علامة</w:t>
-      </w:r>
-      <w:r>
-        <w:rPr>
-          <w:rFonts w:hint="cs"/>
-          <w:rtl/>
-          <w:lang w:bidi="ar-SA"/>
-        </w:rPr>
-        <w:t xml:space="preserve"> في هذا الحق، والنفوس التي تقبل بشارته </w:t>
-      </w:r>
-      <w:proofErr w:type="spellStart"/>
-      <w:r>
-        <w:rPr>
-          <w:rFonts w:hint="cs"/>
-          <w:rtl/>
-          <w:lang w:bidi="ar-SA"/>
-        </w:rPr>
-        <w:t>سيُستناروا</w:t>
-      </w:r>
-      <w:proofErr w:type="spellEnd"/>
-      <w:r>
-        <w:rPr>
-          <w:rFonts w:hint="cs"/>
-          <w:rtl/>
-          <w:lang w:bidi="ar-SA"/>
-        </w:rPr>
-        <w:t xml:space="preserve"> بما يتفق </w:t>
-      </w:r>
-      <w:hyperlink r:id="rId4" w:anchor=":~:text=Einklang%20damit%20erleuchtet.-,Wenn%20der%20Evangelist,-seine%20Gabe%20einem" w:history="1">
+        </w:rPr>
+        <w:t xml:space="preserve">ا أدّى بأن جهود الكثير من المسيحيين بُذلت لتمجيد المسيح على هذه الأرض بقوتهم الشخصية، بدلاً من أن يدركوا ما قد فعله المسيح من أجلنا من جانب واحد ومن الجانب الآخر أن يدركوا نبع القوة الجديد الذي صار من نصيبنا بحياته في قوة الروح </w:t>
+      </w:r>
+      <w:hyperlink r:id="rId5" w:anchor=":~:text=Zu%20oft%20wurde%20in%20der%20Christenheit%20durch%20gro%C3%9Fe%20Kirchen%2C%20imposante%20Geb%C3%A4ude%20oder%20gar%20durch%20angema%C3%9Fte%20Autorit%C3%A4t%20bestimmter%20Pers%C3%B6nlichkeiten%20mehr%20die%20%C3%A4u%C3%9Ferliche%20Machtentfaltung" w:history="1">
         <w:r>
           <w:rPr>
             <w:rStyle w:val="Hyperlink"/>
             <w:rFonts w:hint="cs"/>
             <w:rtl/>
-            <w:lang w:bidi="ar-SA"/>
           </w:rPr>
-          <w:t>بها</w:t>
+          <w:t>القدس</w:t>
         </w:r>
       </w:hyperlink>
       <w:r>
         <w:rPr>
           <w:rFonts w:hint="cs"/>
           <w:rtl/>
-          <w:lang w:bidi="ar-SA"/>
         </w:rPr>
         <w:t xml:space="preserve">. </w:t>
       </w:r>
@@ -555,14 +406,16 @@
 </file>
 
 <file path=word/styles.xml><?xml version="1.0" encoding="utf-8"?>
-<w:styles xmlns:mc="http://schemas.openxmlformats.org/markup-compatibility/2006" xmlns:r="http://schemas.openxmlformats.org/officeDocument/2006/relationships" xmlns:w="http://schemas.openxmlformats.org/wordprocessingml/2006/main" xmlns:w14="http://schemas.microsoft.com/office/word/2010/wordml" xmlns:w15="http://schemas.microsoft.com/office/word/2012/wordml" xmlns:w16cex="http://schemas.microsoft.com/office/word/2018/wordml/cex" xmlns:w16cid="http://schemas.microsoft.com/office/word/2016/wordml/cid" xmlns:w16="http://schemas.microsoft.com/office/word/2018/wordml" xmlns:w16du="http://schemas.microsoft.com/office/word/2023/wordml/word16du" xmlns:w16sdtdh="http://schemas.microsoft.com/office/word/2020/wordml/sdtdatahash" xmlns:w16se="http://schemas.microsoft.com/office/word/2015/wordml/symex" mc:Ignorable="w14 w15 w16se w16cid w16 w16cex w16sdtdh w16du">
+<w:styles xmlns:mc="http://schemas.openxmlformats.org/markup-compatibility/2006" xmlns:r="http://schemas.openxmlformats.org/officeDocument/2006/relationships" xmlns:w="http://schemas.openxmlformats.org/wordprocessingml/2006/main" xmlns:w14="http://schemas.microsoft.com/office/word/2010/wordml" xmlns:w15="http://schemas.microsoft.com/office/word/2012/wordml" xmlns:w16cex="http://schemas.microsoft.com/office/word/2018/wordml/cex" xmlns:w16cid="http://schemas.microsoft.com/office/word/2016/wordml/cid" xmlns:w16="http://schemas.microsoft.com/office/word/2018/wordml" xmlns:w16sdtdh="http://schemas.microsoft.com/office/word/2020/wordml/sdtdatahash" xmlns:w16se="http://schemas.microsoft.com/office/word/2015/wordml/symex" mc:Ignorable="w14 w15 w16se w16cid w16 w16cex w16sdtdh">
   <w:docDefaults>
     <w:rPrDefault>
       <w:rPr>
         <w:rFonts w:ascii="Sakkal Majalla" w:eastAsiaTheme="minorHAnsi" w:hAnsi="Sakkal Majalla" w:cs="Sakkal Majalla"/>
+        <w:kern w:val="2"/>
         <w:sz w:val="28"/>
         <w:szCs w:val="28"/>
         <w:lang w:val="en-US" w:eastAsia="en-US" w:bidi="he-IL"/>
+        <w14:ligatures w14:val="standardContextual"/>
       </w:rPr>
     </w:rPrDefault>
     <w:pPrDefault>
@@ -955,6 +808,7 @@
     <w:name w:val="Normal"/>
     <w:qFormat/>
     <w:rPr>
+      <w:noProof/>
       <w:lang w:bidi="ar-EG"/>
     </w:rPr>
   </w:style>
@@ -990,7 +844,7 @@
     <w:basedOn w:val="DefaultParagraphFont"/>
     <w:uiPriority w:val="99"/>
     <w:unhideWhenUsed/>
-    <w:rsid w:val="00173B45"/>
+    <w:rsid w:val="004B0B9B"/>
     <w:rPr>
       <w:color w:val="0563C1" w:themeColor="hyperlink"/>
       <w:u w:val="single"/>
@@ -1002,10 +856,22 @@
     <w:uiPriority w:val="99"/>
     <w:semiHidden/>
     <w:unhideWhenUsed/>
-    <w:rsid w:val="00173B45"/>
+    <w:rsid w:val="004B0B9B"/>
     <w:rPr>
       <w:color w:val="605E5C"/>
       <w:shd w:val="clear" w:color="auto" w:fill="E1DFDD"/>
+    </w:rPr>
+  </w:style>
+  <w:style w:type="character" w:styleId="FollowedHyperlink">
+    <w:name w:val="FollowedHyperlink"/>
+    <w:basedOn w:val="DefaultParagraphFont"/>
+    <w:uiPriority w:val="99"/>
+    <w:semiHidden/>
+    <w:unhideWhenUsed/>
+    <w:rsid w:val="007C6C41"/>
+    <w:rPr>
+      <w:color w:val="954F72" w:themeColor="followedHyperlink"/>
+      <w:u w:val="single"/>
     </w:rPr>
   </w:style>
 </w:styles>
